--- a/४०.आ मानसून मुझे लताड़ .docx
+++ b/४०.आ मानसून मुझे लताड़ .docx
@@ -42,6 +42,34 @@
           <w:cs/>
         </w:rPr>
         <w:t>अशोक गौतम लिखित ‘आ मानसून मुझे लताड़’ शीर्षक हास्य-व्यंग्य रचना में लेखक ने</w:t>
+      </w:r>
+    </w:p>
+    <w:p>
+      <w:pPr>
+        <w:spacing w:after="0"/>
+        <w:jc w:val="both"/>
+      </w:pPr>
+      <w:r>
+        <w:rPr>
+          <w:rFonts w:ascii="Mangal" w:hAnsi="Mangal" w:cs="Mangal" w:eastAsia="Mangal"/>
+          <w:b/>
+          <w:sz w:val="24"/>
+        </w:rPr>
+        <w:t>शीर्षक पाठ की व्यंग्यात्मकता को संक्षेप में स्पष्ट कीजिए</w:t>
+      </w:r>
+    </w:p>
+    <w:p>
+      <w:pPr>
+        <w:spacing w:after="0"/>
+        <w:jc w:val="both"/>
+      </w:pPr>
+      <w:r>
+        <w:rPr>
+          <w:rFonts w:ascii="Mangal" w:hAnsi="Mangal" w:cs="Mangal" w:eastAsia="Mangal"/>
+          <w:b w:val="0"/>
+          <w:sz w:val="24"/>
+        </w:rPr>
+        <w:t>कथावाचक मानसून के बीस-पच्चीस दिन देर से आने पर शिकायत करता है, लेकिन मानसून उसे राशन, बिजली, ट्रेन और दफ्तरों की रोजमर्रा की देरी याद दिलाता है। लोग प्राकृतिक बारिश पर नाराज होते हैं, पर सरकारी सेवाओं की विफलता चुपचाप सहते हैं। लेखक का व्यंग्य चुनिंदा शिकायत, असमान जवाबदेही और देर को सामान्य मान लेने पर है।</w:t>
       </w:r>
     </w:p>
     <w:sectPr>
